--- a/2026-07-20_박스오피스_정리_수정본.docx
+++ b/2026-07-20_박스오피스_정리_수정본.docx
@@ -12,7 +12,7 @@
           <w:b/>
           <w:sz w:val="36"/>
         </w:rPr>
-        <w:t>[시네마 투데이] Hope (호프) 평일에도 14만 동원 독주, The Eye (눈동자) 간발의 차로 4위 안착 🍿</w:t>
+        <w:t>[시네마 투데이] 호프 평일에도 14만 동원 독주, 눈동자 간발의 차로 4위 안착 🍿</w:t>
       </w:r>
     </w:p>
     <w:p>
@@ -44,7 +44,7 @@
         <w:rPr>
           <w:rFonts w:ascii="Malgun Gothic" w:hAnsi="Malgun Gothic"/>
         </w:rPr>
-        <w:t>어제인 2026년 7월 20일 월요일 극장가는 새로운 한 주를 맞이해 평일 패턴으로 진입하면서 전반적인 관객 유입은 완만한 조정세를 보였습니다. 그럼에도 나홍진 감독의 SF 서스펜스 초대작 'Hope (호프)'가 평일 하루 14만 명 이상을 모으는 막강한 티켓 파워로 6일 연속 압도적 1위를 질주했습니다. 4대 주요 지표 데이터를 통해 자세히 살펴보겠습니다.</w:t>
+        <w:t>어제인 2026년 7월 20일 월요일 극장가는 새로운 한 주를 맞이해 평일 패턴으로 진입하면서 전반적인 관객 유입은 완만한 조정세를 보였습니다. 그럼에도 나홍진 감독의 SF 서스펜스 초대작 '호프'가 평일 하루 14만 명 이상을 모으는 막강한 티켓 파워로 6일 연속 압도적 1위를 질주했습니다. 4대 주요 지표 데이터를 통해 자세히 살펴보겠습니다.</w:t>
       </w:r>
     </w:p>
     <w:p>
@@ -91,32 +91,6 @@
         </w:rPr>
         <w:t>어제 하루 동안 집계된 일일 박스오피스, 실시간 예매율, 스크린 점유율, 좌석 점유율 순위표입니다. (영화를 클릭하시면 상세 페이지로 이동합니다.)</w:t>
       </w:r>
-    </w:p>
-    <w:p>
-      <w:pPr>
-        <w:spacing w:after="80"/>
-      </w:pPr>
-    </w:p>
-    <w:p>
-      <w:pPr>
-        <w:spacing w:after="120"/>
-      </w:pPr>
-      <w:r>
-        <w:rPr>
-          <w:rFonts w:ascii="Malgun Gothic" w:hAnsi="Malgun Gothic"/>
-        </w:rPr>
-        <w:t>!</w:t>
-      </w:r>
-      <w:hyperlink r:id="rId9">
-        <w:r>
-          <w:rPr>
-            <w:color w:val="0073E6"/>
-            <w:u w:val="single"/>
-            <w:rFonts w:hint="eastAsia" w:ascii="Malgun Gothic" w:hAnsi="Malgun Gothic" w:eastAsia="Malgun Gothic"/>
-          </w:rPr>
-          <w:t>영화 눈동자 포스터</w:t>
-        </w:r>
-      </w:hyperlink>
     </w:p>
     <w:p>
       <w:pPr>
@@ -328,14 +302,14 @@
               </w:rPr>
               <w:t xml:space="preserve">🚀 </w:t>
             </w:r>
-            <w:hyperlink r:id="rId10">
+            <w:hyperlink r:id="rId9">
               <w:r>
                 <w:rPr>
                   <w:color w:val="0073E6"/>
                   <w:u w:val="single"/>
                   <w:rFonts w:hint="eastAsia" w:ascii="Malgun Gothic" w:hAnsi="Malgun Gothic" w:eastAsia="Malgun Gothic"/>
                 </w:rPr>
-                <w:t>Hope (호프)</w:t>
+                <w:t>호프</w:t>
               </w:r>
             </w:hyperlink>
           </w:p>
@@ -436,14 +410,14 @@
               </w:rPr>
               <w:t xml:space="preserve">👾 </w:t>
             </w:r>
-            <w:hyperlink r:id="rId11">
+            <w:hyperlink r:id="rId10">
               <w:r>
                 <w:rPr>
                   <w:color w:val="0073E6"/>
                   <w:u w:val="single"/>
                   <w:rFonts w:hint="eastAsia" w:ascii="Malgun Gothic" w:hAnsi="Malgun Gothic" w:eastAsia="Malgun Gothic"/>
                 </w:rPr>
-                <w:t>Minions &amp; Monsters (미니언즈 &amp; 몬스터즈)</w:t>
+                <w:t>미니언즈 &amp; 몬스터즈</w:t>
               </w:r>
             </w:hyperlink>
           </w:p>
@@ -544,14 +518,14 @@
               </w:rPr>
               <w:t xml:space="preserve">🌺 </w:t>
             </w:r>
-            <w:hyperlink r:id="rId12">
+            <w:hyperlink r:id="rId11">
               <w:r>
                 <w:rPr>
                   <w:color w:val="0073E6"/>
                   <w:u w:val="single"/>
                   <w:rFonts w:hint="eastAsia" w:ascii="Malgun Gothic" w:hAnsi="Malgun Gothic" w:eastAsia="Malgun Gothic"/>
                 </w:rPr>
-                <w:t>Moana (모아나)</w:t>
+                <w:t>모아나</w:t>
               </w:r>
             </w:hyperlink>
           </w:p>
@@ -600,7 +574,7 @@
               <w:rPr>
                 <w:rFonts w:ascii="Malgun Gothic" w:hAnsi="Malgun Gothic"/>
               </w:rPr>
-              <w:t>783,195명</w:t>
+              <w:t>783,186명</w:t>
             </w:r>
           </w:p>
         </w:tc>
@@ -652,14 +626,14 @@
               </w:rPr>
               <w:t xml:space="preserve">👁️ </w:t>
             </w:r>
-            <w:hyperlink r:id="rId13">
+            <w:hyperlink r:id="rId12">
               <w:r>
                 <w:rPr>
                   <w:color w:val="0073E6"/>
                   <w:u w:val="single"/>
                   <w:rFonts w:hint="eastAsia" w:ascii="Malgun Gothic" w:hAnsi="Malgun Gothic" w:eastAsia="Malgun Gothic"/>
                 </w:rPr>
-                <w:t>The Eye (눈동자)</w:t>
+                <w:t>눈동자</w:t>
               </w:r>
             </w:hyperlink>
           </w:p>
@@ -692,7 +666,7 @@
               <w:rPr>
                 <w:rFonts w:ascii="Malgun Gothic" w:hAnsi="Malgun Gothic"/>
               </w:rPr>
-              <w:t>9,500명</w:t>
+              <w:t>10,217명</w:t>
             </w:r>
           </w:p>
         </w:tc>
@@ -708,7 +682,7 @@
               <w:rPr>
                 <w:rFonts w:ascii="Malgun Gothic" w:hAnsi="Malgun Gothic"/>
               </w:rPr>
-              <w:t>1,520,409명</w:t>
+              <w:t>1,441,433명</w:t>
             </w:r>
           </w:p>
         </w:tc>
@@ -760,14 +734,14 @@
               </w:rPr>
               <w:t xml:space="preserve">🧸 </w:t>
             </w:r>
-            <w:hyperlink r:id="rId14">
+            <w:hyperlink r:id="rId13">
               <w:r>
                 <w:rPr>
                   <w:color w:val="0073E6"/>
                   <w:u w:val="single"/>
                   <w:rFonts w:hint="eastAsia" w:ascii="Malgun Gothic" w:hAnsi="Malgun Gothic" w:eastAsia="Malgun Gothic"/>
                 </w:rPr>
-                <w:t>Toy Story 5 (토이 스토리 5)</w:t>
+                <w:t>토이 스토리 5</w:t>
               </w:r>
             </w:hyperlink>
           </w:p>
@@ -800,7 +774,7 @@
               <w:rPr>
                 <w:rFonts w:ascii="Malgun Gothic" w:hAnsi="Malgun Gothic"/>
               </w:rPr>
-              <w:t>8,000명</w:t>
+              <w:t>7,510명</w:t>
             </w:r>
           </w:p>
         </w:tc>
@@ -816,7 +790,7 @@
               <w:rPr>
                 <w:rFonts w:ascii="Malgun Gothic" w:hAnsi="Malgun Gothic"/>
               </w:rPr>
-              <w:t>2,786,000명</w:t>
+              <w:t>2,757,682명</w:t>
             </w:r>
           </w:p>
         </w:tc>
@@ -868,14 +842,14 @@
               </w:rPr>
               <w:t xml:space="preserve">⛪ </w:t>
             </w:r>
-            <w:hyperlink r:id="rId15">
+            <w:hyperlink r:id="rId14">
               <w:r>
                 <w:rPr>
                   <w:color w:val="0073E6"/>
                   <w:u w:val="single"/>
                   <w:rFonts w:hint="eastAsia" w:ascii="Malgun Gothic" w:hAnsi="Malgun Gothic" w:eastAsia="Malgun Gothic"/>
                 </w:rPr>
-                <w:t>David (데이비드)</w:t>
+                <w:t>다윗</w:t>
               </w:r>
             </w:hyperlink>
           </w:p>
@@ -908,7 +882,7 @@
               <w:rPr>
                 <w:rFonts w:ascii="Malgun Gothic" w:hAnsi="Malgun Gothic"/>
               </w:rPr>
-              <w:t>3,500명</w:t>
+              <w:t>3,242명</w:t>
             </w:r>
           </w:p>
         </w:tc>
@@ -924,7 +898,7 @@
               <w:rPr>
                 <w:rFonts w:ascii="Malgun Gothic" w:hAnsi="Malgun Gothic"/>
               </w:rPr>
-              <w:t>152,054명</w:t>
+              <w:t>163,012명</w:t>
             </w:r>
           </w:p>
         </w:tc>
@@ -976,14 +950,14 @@
               </w:rPr>
               <w:t xml:space="preserve">🦠 </w:t>
             </w:r>
-            <w:hyperlink r:id="rId16">
+            <w:hyperlink r:id="rId15">
               <w:r>
                 <w:rPr>
                   <w:color w:val="0073E6"/>
                   <w:u w:val="single"/>
                   <w:rFonts w:hint="eastAsia" w:ascii="Malgun Gothic" w:hAnsi="Malgun Gothic" w:eastAsia="Malgun Gothic"/>
                 </w:rPr>
-                <w:t>The Swarm (군체)</w:t>
+                <w:t>군체</w:t>
               </w:r>
             </w:hyperlink>
           </w:p>
@@ -1016,7 +990,7 @@
               <w:rPr>
                 <w:rFonts w:ascii="Malgun Gothic" w:hAnsi="Malgun Gothic"/>
               </w:rPr>
-              <w:t>1,200명</w:t>
+              <w:t>1,125명</w:t>
             </w:r>
           </w:p>
         </w:tc>
@@ -1032,7 +1006,7 @@
               <w:rPr>
                 <w:rFonts w:ascii="Malgun Gothic" w:hAnsi="Malgun Gothic"/>
               </w:rPr>
-              <w:t>5,941,021명</w:t>
+              <w:t>5,942,252명</w:t>
             </w:r>
           </w:p>
         </w:tc>
@@ -1082,16 +1056,16 @@
               <w:rPr>
                 <w:rFonts w:ascii="Malgun Gothic" w:hAnsi="Malgun Gothic"/>
               </w:rPr>
-              <w:t xml:space="preserve">🐱 </w:t>
+              <w:t xml:space="preserve">🎾 </w:t>
             </w:r>
-            <w:hyperlink r:id="rId17">
+            <w:hyperlink r:id="rId16">
               <w:r>
                 <w:rPr>
                   <w:color w:val="0073E6"/>
                   <w:u w:val="single"/>
                   <w:rFonts w:hint="eastAsia" w:ascii="Malgun Gothic" w:hAnsi="Malgun Gothic" w:eastAsia="Malgun Gothic"/>
                 </w:rPr>
-                <w:t>Doraemon the Movie: Nobita's Doom of the Blue Planet (극장판 도라에몽: 진구와 해저귀신성)</w:t>
+                <w:t>마티 슈프림</w:t>
               </w:r>
             </w:hyperlink>
           </w:p>
@@ -1124,7 +1098,7 @@
               <w:rPr>
                 <w:rFonts w:ascii="Malgun Gothic" w:hAnsi="Malgun Gothic"/>
               </w:rPr>
-              <w:t>900명</w:t>
+              <w:t>881명</w:t>
             </w:r>
           </w:p>
         </w:tc>
@@ -1140,7 +1114,7 @@
               <w:rPr>
                 <w:rFonts w:ascii="Malgun Gothic" w:hAnsi="Malgun Gothic"/>
               </w:rPr>
-              <w:t>61,350명</w:t>
+              <w:t>117,964명</w:t>
             </w:r>
           </w:p>
         </w:tc>
@@ -1156,7 +1130,7 @@
               <w:rPr>
                 <w:rFonts w:ascii="Malgun Gothic" w:hAnsi="Malgun Gothic"/>
               </w:rPr>
-              <w:t>일본</w:t>
+              <w:t>미국</w:t>
             </w:r>
           </w:p>
         </w:tc>
@@ -1190,16 +1164,16 @@
               <w:rPr>
                 <w:rFonts w:ascii="Malgun Gothic" w:hAnsi="Malgun Gothic"/>
               </w:rPr>
-              <w:t xml:space="preserve">🎾 </w:t>
+              <w:t xml:space="preserve">🦁 </w:t>
             </w:r>
-            <w:hyperlink r:id="rId18">
+            <w:hyperlink r:id="rId17">
               <w:r>
                 <w:rPr>
                   <w:color w:val="0073E6"/>
                   <w:u w:val="single"/>
                   <w:rFonts w:hint="eastAsia" w:ascii="Malgun Gothic" w:hAnsi="Malgun Gothic" w:eastAsia="Malgun Gothic"/>
                 </w:rPr>
-                <w:t>Marty Supreme (마티 슈프림)</w:t>
+                <w:t>드림 애니멀즈: 더무비</w:t>
               </w:r>
             </w:hyperlink>
           </w:p>
@@ -1216,7 +1190,7 @@
               <w:rPr>
                 <w:rFonts w:ascii="Malgun Gothic" w:hAnsi="Malgun Gothic"/>
               </w:rPr>
-              <w:t>2026-07-01</w:t>
+              <w:t>2026-07-24</w:t>
             </w:r>
           </w:p>
         </w:tc>
@@ -1232,7 +1206,7 @@
               <w:rPr>
                 <w:rFonts w:ascii="Malgun Gothic" w:hAnsi="Malgun Gothic"/>
               </w:rPr>
-              <w:t>800명</w:t>
+              <w:t>654명</w:t>
             </w:r>
           </w:p>
         </w:tc>
@@ -1248,7 +1222,7 @@
               <w:rPr>
                 <w:rFonts w:ascii="Malgun Gothic" w:hAnsi="Malgun Gothic"/>
               </w:rPr>
-              <w:t>132,059명</w:t>
+              <w:t>8,355명</w:t>
             </w:r>
           </w:p>
         </w:tc>
@@ -1264,7 +1238,7 @@
               <w:rPr>
                 <w:rFonts w:ascii="Malgun Gothic" w:hAnsi="Malgun Gothic"/>
               </w:rPr>
-              <w:t>미국</w:t>
+              <w:t>한국</w:t>
             </w:r>
           </w:p>
         </w:tc>
@@ -1298,16 +1272,16 @@
               <w:rPr>
                 <w:rFonts w:ascii="Malgun Gothic" w:hAnsi="Malgun Gothic"/>
               </w:rPr>
-              <w:t xml:space="preserve">⚔️ </w:t>
+              <w:t xml:space="preserve">🇫🇷 </w:t>
             </w:r>
-            <w:hyperlink r:id="rId19">
+            <w:hyperlink r:id="rId18">
               <w:r>
                 <w:rPr>
                   <w:color w:val="0073E6"/>
                   <w:u w:val="single"/>
                   <w:rFonts w:hint="eastAsia" w:ascii="Malgun Gothic" w:hAnsi="Malgun Gothic" w:eastAsia="Malgun Gothic"/>
                 </w:rPr>
-                <w:t>Bleach: Thousand-Year Blood War (블리치: 천년혈전 편)</w:t>
+                <w:t>파리의 사생활</w:t>
               </w:r>
             </w:hyperlink>
           </w:p>
@@ -1324,7 +1298,7 @@
               <w:rPr>
                 <w:rFonts w:ascii="Malgun Gothic" w:hAnsi="Malgun Gothic"/>
               </w:rPr>
-              <w:t>2026-07-18</w:t>
+              <w:t>2026-07-15</w:t>
             </w:r>
           </w:p>
         </w:tc>
@@ -1340,7 +1314,7 @@
               <w:rPr>
                 <w:rFonts w:ascii="Malgun Gothic" w:hAnsi="Malgun Gothic"/>
               </w:rPr>
-              <w:t>500명</w:t>
+              <w:t>352명</w:t>
             </w:r>
           </w:p>
         </w:tc>
@@ -1356,7 +1330,7 @@
               <w:rPr>
                 <w:rFonts w:ascii="Malgun Gothic" w:hAnsi="Malgun Gothic"/>
               </w:rPr>
-              <w:t>1,600명</w:t>
+              <w:t>3,736명</w:t>
             </w:r>
           </w:p>
         </w:tc>
@@ -1372,7 +1346,7 @@
               <w:rPr>
                 <w:rFonts w:ascii="Malgun Gothic" w:hAnsi="Malgun Gothic"/>
               </w:rPr>
-              <w:t>일본</w:t>
+              <w:t>프랑스</w:t>
             </w:r>
           </w:p>
         </w:tc>
@@ -1409,7 +1383,7 @@
           <w:rFonts w:ascii="Malgun Gothic" w:hAnsi="Malgun Gothic"/>
           <w:b/>
         </w:rPr>
-        <w:t>Hope (호프)</w:t>
+        <w:t>호프</w:t>
       </w:r>
       <w:r>
         <w:rPr>
@@ -1422,7 +1396,7 @@
           <w:rFonts w:ascii="Malgun Gothic" w:hAnsi="Malgun Gothic"/>
           <w:b/>
         </w:rPr>
-        <w:t>Minions &amp; Monsters (미니언즈 &amp; 몬스터즈)</w:t>
+        <w:t>미니언즈 &amp; 몬스터즈</w:t>
       </w:r>
       <w:r>
         <w:rPr>
@@ -1446,14 +1420,14 @@
         </w:rPr>
         <w:t xml:space="preserve">출처: </w:t>
       </w:r>
-      <w:hyperlink r:id="rId20">
+      <w:hyperlink r:id="rId19">
         <w:r>
           <w:rPr>
             <w:color w:val="0073E6"/>
             <w:u w:val="single"/>
             <w:rFonts w:hint="eastAsia" w:ascii="Malgun Gothic" w:hAnsi="Malgun Gothic" w:eastAsia="Malgun Gothic"/>
           </w:rPr>
-          <w:t>Box Office Mojo</w:t>
+          <w:t>KOBIS 일별 박스오피스</w:t>
         </w:r>
       </w:hyperlink>
     </w:p>
@@ -1609,16 +1583,16 @@
               <w:rPr>
                 <w:rFonts w:ascii="Malgun Gothic" w:hAnsi="Malgun Gothic"/>
               </w:rPr>
-              <w:t xml:space="preserve">🚀 </w:t>
+              <w:t xml:space="preserve">🕷️ </w:t>
             </w:r>
-            <w:hyperlink r:id="rId10">
+            <w:hyperlink r:id="rId20">
               <w:r>
                 <w:rPr>
                   <w:color w:val="0073E6"/>
                   <w:u w:val="single"/>
                   <w:rFonts w:hint="eastAsia" w:ascii="Malgun Gothic" w:hAnsi="Malgun Gothic" w:eastAsia="Malgun Gothic"/>
                 </w:rPr>
-                <w:t>Hope (호프)</w:t>
+                <w:t>스파이더맨: 브랜드 뉴 데이</w:t>
               </w:r>
             </w:hyperlink>
           </w:p>
@@ -1635,7 +1609,7 @@
               <w:rPr>
                 <w:rFonts w:ascii="Malgun Gothic" w:hAnsi="Malgun Gothic"/>
               </w:rPr>
-              <w:t>52.40%</w:t>
+              <w:t>48.70%</w:t>
             </w:r>
           </w:p>
         </w:tc>
@@ -1669,16 +1643,16 @@
               <w:rPr>
                 <w:rFonts w:ascii="Malgun Gothic" w:hAnsi="Malgun Gothic"/>
               </w:rPr>
-              <w:t xml:space="preserve">👾 </w:t>
+              <w:t xml:space="preserve">🚀 </w:t>
             </w:r>
-            <w:hyperlink r:id="rId11">
+            <w:hyperlink r:id="rId9">
               <w:r>
                 <w:rPr>
                   <w:color w:val="0073E6"/>
                   <w:u w:val="single"/>
                   <w:rFonts w:hint="eastAsia" w:ascii="Malgun Gothic" w:hAnsi="Malgun Gothic" w:eastAsia="Malgun Gothic"/>
                 </w:rPr>
-                <w:t>Minions &amp; Monsters (미니언즈 &amp; 몬스터즈)</w:t>
+                <w:t>호프</w:t>
               </w:r>
             </w:hyperlink>
           </w:p>
@@ -1695,7 +1669,7 @@
               <w:rPr>
                 <w:rFonts w:ascii="Malgun Gothic" w:hAnsi="Malgun Gothic"/>
               </w:rPr>
-              <w:t>10.90%</w:t>
+              <w:t>26.30%</w:t>
             </w:r>
           </w:p>
         </w:tc>
@@ -1729,16 +1703,16 @@
               <w:rPr>
                 <w:rFonts w:ascii="Malgun Gothic" w:hAnsi="Malgun Gothic"/>
               </w:rPr>
-              <w:t xml:space="preserve">🌺 </w:t>
+              <w:t xml:space="preserve">👾 </w:t>
             </w:r>
-            <w:hyperlink r:id="rId12">
+            <w:hyperlink r:id="rId10">
               <w:r>
                 <w:rPr>
                   <w:color w:val="0073E6"/>
                   <w:u w:val="single"/>
                   <w:rFonts w:hint="eastAsia" w:ascii="Malgun Gothic" w:hAnsi="Malgun Gothic" w:eastAsia="Malgun Gothic"/>
                 </w:rPr>
-                <w:t>Moana (모아나)</w:t>
+                <w:t>미니언즈 &amp; 몬스터즈</w:t>
               </w:r>
             </w:hyperlink>
           </w:p>
@@ -1755,7 +1729,7 @@
               <w:rPr>
                 <w:rFonts w:ascii="Malgun Gothic" w:hAnsi="Malgun Gothic"/>
               </w:rPr>
-              <w:t>7.50%</w:t>
+              <w:t>5.40%</w:t>
             </w:r>
           </w:p>
         </w:tc>
@@ -1789,16 +1763,16 @@
               <w:rPr>
                 <w:rFonts w:ascii="Malgun Gothic" w:hAnsi="Malgun Gothic"/>
               </w:rPr>
-              <w:t xml:space="preserve">👁️ </w:t>
+              <w:t xml:space="preserve">🌺 </w:t>
             </w:r>
-            <w:hyperlink r:id="rId13">
+            <w:hyperlink r:id="rId11">
               <w:r>
                 <w:rPr>
                   <w:color w:val="0073E6"/>
                   <w:u w:val="single"/>
                   <w:rFonts w:hint="eastAsia" w:ascii="Malgun Gothic" w:hAnsi="Malgun Gothic" w:eastAsia="Malgun Gothic"/>
                 </w:rPr>
-                <w:t>The Eye (눈동자)</w:t>
+                <w:t>모아나</w:t>
               </w:r>
             </w:hyperlink>
           </w:p>
@@ -1815,7 +1789,7 @@
               <w:rPr>
                 <w:rFonts w:ascii="Malgun Gothic" w:hAnsi="Malgun Gothic"/>
               </w:rPr>
-              <w:t>4.80%</w:t>
+              <w:t>3.70%</w:t>
             </w:r>
           </w:p>
         </w:tc>
@@ -1849,16 +1823,16 @@
               <w:rPr>
                 <w:rFonts w:ascii="Malgun Gothic" w:hAnsi="Malgun Gothic"/>
               </w:rPr>
-              <w:t xml:space="preserve">🧸 </w:t>
+              <w:t xml:space="preserve">👁️ </w:t>
             </w:r>
-            <w:hyperlink r:id="rId14">
+            <w:hyperlink r:id="rId12">
               <w:r>
                 <w:rPr>
                   <w:color w:val="0073E6"/>
                   <w:u w:val="single"/>
                   <w:rFonts w:hint="eastAsia" w:ascii="Malgun Gothic" w:hAnsi="Malgun Gothic" w:eastAsia="Malgun Gothic"/>
                 </w:rPr>
-                <w:t>Toy Story 5 (토이 스토리 5)</w:t>
+                <w:t>눈동자</w:t>
               </w:r>
             </w:hyperlink>
           </w:p>
@@ -1875,7 +1849,7 @@
               <w:rPr>
                 <w:rFonts w:ascii="Malgun Gothic" w:hAnsi="Malgun Gothic"/>
               </w:rPr>
-              <w:t>3.20%</w:t>
+              <w:t>2.40%</w:t>
             </w:r>
           </w:p>
         </w:tc>
@@ -1909,16 +1883,16 @@
               <w:rPr>
                 <w:rFonts w:ascii="Malgun Gothic" w:hAnsi="Malgun Gothic"/>
               </w:rPr>
-              <w:t xml:space="preserve">⛪ </w:t>
+              <w:t xml:space="preserve">🧸 </w:t>
             </w:r>
-            <w:hyperlink r:id="rId15">
+            <w:hyperlink r:id="rId13">
               <w:r>
                 <w:rPr>
                   <w:color w:val="0073E6"/>
                   <w:u w:val="single"/>
                   <w:rFonts w:hint="eastAsia" w:ascii="Malgun Gothic" w:hAnsi="Malgun Gothic" w:eastAsia="Malgun Gothic"/>
                 </w:rPr>
-                <w:t>David (데이비드)</w:t>
+                <w:t>토이 스토리 5</w:t>
               </w:r>
             </w:hyperlink>
           </w:p>
@@ -1935,7 +1909,7 @@
               <w:rPr>
                 <w:rFonts w:ascii="Malgun Gothic" w:hAnsi="Malgun Gothic"/>
               </w:rPr>
-              <w:t>1.10%</w:t>
+              <w:t>1.60%</w:t>
             </w:r>
           </w:p>
         </w:tc>
@@ -1969,136 +1943,16 @@
               <w:rPr>
                 <w:rFonts w:ascii="Malgun Gothic" w:hAnsi="Malgun Gothic"/>
               </w:rPr>
-              <w:t xml:space="preserve">⚔️ </w:t>
+              <w:t xml:space="preserve">⛪ </w:t>
             </w:r>
-            <w:hyperlink r:id="rId19">
+            <w:hyperlink r:id="rId14">
               <w:r>
                 <w:rPr>
                   <w:color w:val="0073E6"/>
                   <w:u w:val="single"/>
                   <w:rFonts w:hint="eastAsia" w:ascii="Malgun Gothic" w:hAnsi="Malgun Gothic" w:eastAsia="Malgun Gothic"/>
                 </w:rPr>
-                <w:t>Bleach: Thousand-Year Blood War (블리치: 천년혈전 편)</w:t>
-              </w:r>
-            </w:hyperlink>
-          </w:p>
-        </w:tc>
-        <w:tc>
-          <w:tcPr>
-            <w:tcW w:type="dxa" w:w="3547"/>
-          </w:tcPr>
-          <w:p>
-            <w:pPr>
-              <w:spacing w:after="0"/>
-            </w:pPr>
-            <w:r>
-              <w:rPr>
-                <w:rFonts w:ascii="Malgun Gothic" w:hAnsi="Malgun Gothic"/>
-              </w:rPr>
-              <w:t>0.80%</w:t>
-            </w:r>
-          </w:p>
-        </w:tc>
-      </w:tr>
-      <w:tr>
-        <w:tc>
-          <w:tcPr>
-            <w:tcW w:type="dxa" w:w="3547"/>
-          </w:tcPr>
-          <w:p>
-            <w:pPr>
-              <w:spacing w:after="0"/>
-            </w:pPr>
-            <w:r>
-              <w:rPr>
-                <w:rFonts w:ascii="Malgun Gothic" w:hAnsi="Malgun Gothic"/>
-              </w:rPr>
-              <w:t>8</w:t>
-            </w:r>
-          </w:p>
-        </w:tc>
-        <w:tc>
-          <w:tcPr>
-            <w:tcW w:type="dxa" w:w="3547"/>
-          </w:tcPr>
-          <w:p>
-            <w:pPr>
-              <w:spacing w:after="0"/>
-            </w:pPr>
-            <w:r>
-              <w:rPr>
-                <w:rFonts w:ascii="Malgun Gothic" w:hAnsi="Malgun Gothic"/>
-              </w:rPr>
-              <w:t xml:space="preserve">🐱 </w:t>
-            </w:r>
-            <w:hyperlink r:id="rId17">
-              <w:r>
-                <w:rPr>
-                  <w:color w:val="0073E6"/>
-                  <w:u w:val="single"/>
-                  <w:rFonts w:hint="eastAsia" w:ascii="Malgun Gothic" w:hAnsi="Malgun Gothic" w:eastAsia="Malgun Gothic"/>
-                </w:rPr>
-                <w:t>Doraemon the Movie: Nobita's Doom of the Blue Planet (극장판 도라에몽: 진구와 해저귀신성)</w:t>
-              </w:r>
-            </w:hyperlink>
-          </w:p>
-        </w:tc>
-        <w:tc>
-          <w:tcPr>
-            <w:tcW w:type="dxa" w:w="3547"/>
-          </w:tcPr>
-          <w:p>
-            <w:pPr>
-              <w:spacing w:after="0"/>
-            </w:pPr>
-            <w:r>
-              <w:rPr>
-                <w:rFonts w:ascii="Malgun Gothic" w:hAnsi="Malgun Gothic"/>
-              </w:rPr>
-              <w:t>0.60%</w:t>
-            </w:r>
-          </w:p>
-        </w:tc>
-      </w:tr>
-      <w:tr>
-        <w:tc>
-          <w:tcPr>
-            <w:tcW w:type="dxa" w:w="3547"/>
-          </w:tcPr>
-          <w:p>
-            <w:pPr>
-              <w:spacing w:after="0"/>
-            </w:pPr>
-            <w:r>
-              <w:rPr>
-                <w:rFonts w:ascii="Malgun Gothic" w:hAnsi="Malgun Gothic"/>
-              </w:rPr>
-              <w:t>9</w:t>
-            </w:r>
-          </w:p>
-        </w:tc>
-        <w:tc>
-          <w:tcPr>
-            <w:tcW w:type="dxa" w:w="3547"/>
-          </w:tcPr>
-          <w:p>
-            <w:pPr>
-              <w:spacing w:after="0"/>
-            </w:pPr>
-            <w:r>
-              <w:rPr>
-                <w:rFonts w:ascii="Malgun Gothic" w:hAnsi="Malgun Gothic"/>
-              </w:rPr>
-              <w:t xml:space="preserve">🦠 </w:t>
-            </w:r>
-            <w:hyperlink r:id="rId16">
-              <w:r>
-                <w:rPr>
-                  <w:color w:val="0073E6"/>
-                  <w:u w:val="single"/>
-                  <w:rFonts w:hint="eastAsia" w:ascii="Malgun Gothic" w:hAnsi="Malgun Gothic" w:eastAsia="Malgun Gothic"/>
-                </w:rPr>
-                <w:t>The Swarm (군체)</w:t>
+                <w:t>다윗</w:t>
               </w:r>
             </w:hyperlink>
           </w:p>
@@ -2133,7 +1987,67 @@
               <w:rPr>
                 <w:rFonts w:ascii="Malgun Gothic" w:hAnsi="Malgun Gothic"/>
               </w:rPr>
-              <w:t>10</w:t>
+              <w:t>8</w:t>
+            </w:r>
+          </w:p>
+        </w:tc>
+        <w:tc>
+          <w:tcPr>
+            <w:tcW w:type="dxa" w:w="3547"/>
+          </w:tcPr>
+          <w:p>
+            <w:pPr>
+              <w:spacing w:after="0"/>
+            </w:pPr>
+            <w:r>
+              <w:rPr>
+                <w:rFonts w:ascii="Malgun Gothic" w:hAnsi="Malgun Gothic"/>
+              </w:rPr>
+              <w:t xml:space="preserve">🦠 </w:t>
+            </w:r>
+            <w:hyperlink r:id="rId15">
+              <w:r>
+                <w:rPr>
+                  <w:color w:val="0073E6"/>
+                  <w:u w:val="single"/>
+                  <w:rFonts w:hint="eastAsia" w:ascii="Malgun Gothic" w:hAnsi="Malgun Gothic" w:eastAsia="Malgun Gothic"/>
+                </w:rPr>
+                <w:t>군체</w:t>
+              </w:r>
+            </w:hyperlink>
+          </w:p>
+        </w:tc>
+        <w:tc>
+          <w:tcPr>
+            <w:tcW w:type="dxa" w:w="3547"/>
+          </w:tcPr>
+          <w:p>
+            <w:pPr>
+              <w:spacing w:after="0"/>
+            </w:pPr>
+            <w:r>
+              <w:rPr>
+                <w:rFonts w:ascii="Malgun Gothic" w:hAnsi="Malgun Gothic"/>
+              </w:rPr>
+              <w:t>0.40%</w:t>
+            </w:r>
+          </w:p>
+        </w:tc>
+      </w:tr>
+      <w:tr>
+        <w:tc>
+          <w:tcPr>
+            <w:tcW w:type="dxa" w:w="3547"/>
+          </w:tcPr>
+          <w:p>
+            <w:pPr>
+              <w:spacing w:after="0"/>
+            </w:pPr>
+            <w:r>
+              <w:rPr>
+                <w:rFonts w:ascii="Malgun Gothic" w:hAnsi="Malgun Gothic"/>
+              </w:rPr>
+              <w:t>9</w:t>
             </w:r>
           </w:p>
         </w:tc>
@@ -2151,14 +2065,14 @@
               </w:rPr>
               <w:t xml:space="preserve">🎾 </w:t>
             </w:r>
-            <w:hyperlink r:id="rId18">
+            <w:hyperlink r:id="rId16">
               <w:r>
                 <w:rPr>
                   <w:color w:val="0073E6"/>
                   <w:u w:val="single"/>
                   <w:rFonts w:hint="eastAsia" w:ascii="Malgun Gothic" w:hAnsi="Malgun Gothic" w:eastAsia="Malgun Gothic"/>
                 </w:rPr>
-                <w:t>Marty Supreme (마티 슈프림)</w:t>
+                <w:t>마티 슈프림</w:t>
               </w:r>
             </w:hyperlink>
           </w:p>
@@ -2175,7 +2089,67 @@
               <w:rPr>
                 <w:rFonts w:ascii="Malgun Gothic" w:hAnsi="Malgun Gothic"/>
               </w:rPr>
-              <w:t>0.35%</w:t>
+              <w:t>0.30%</w:t>
+            </w:r>
+          </w:p>
+        </w:tc>
+      </w:tr>
+      <w:tr>
+        <w:tc>
+          <w:tcPr>
+            <w:tcW w:type="dxa" w:w="3547"/>
+          </w:tcPr>
+          <w:p>
+            <w:pPr>
+              <w:spacing w:after="0"/>
+            </w:pPr>
+            <w:r>
+              <w:rPr>
+                <w:rFonts w:ascii="Malgun Gothic" w:hAnsi="Malgun Gothic"/>
+              </w:rPr>
+              <w:t>10</w:t>
+            </w:r>
+          </w:p>
+        </w:tc>
+        <w:tc>
+          <w:tcPr>
+            <w:tcW w:type="dxa" w:w="3547"/>
+          </w:tcPr>
+          <w:p>
+            <w:pPr>
+              <w:spacing w:after="0"/>
+            </w:pPr>
+            <w:r>
+              <w:rPr>
+                <w:rFonts w:ascii="Malgun Gothic" w:hAnsi="Malgun Gothic"/>
+              </w:rPr>
+              <w:t xml:space="preserve">🦁 </w:t>
+            </w:r>
+            <w:hyperlink r:id="rId17">
+              <w:r>
+                <w:rPr>
+                  <w:color w:val="0073E6"/>
+                  <w:u w:val="single"/>
+                  <w:rFonts w:hint="eastAsia" w:ascii="Malgun Gothic" w:hAnsi="Malgun Gothic" w:eastAsia="Malgun Gothic"/>
+                </w:rPr>
+                <w:t>드림 애니멀즈: 더무비</w:t>
+              </w:r>
+            </w:hyperlink>
+          </w:p>
+        </w:tc>
+        <w:tc>
+          <w:tcPr>
+            <w:tcW w:type="dxa" w:w="3547"/>
+          </w:tcPr>
+          <w:p>
+            <w:pPr>
+              <w:spacing w:after="0"/>
+            </w:pPr>
+            <w:r>
+              <w:rPr>
+                <w:rFonts w:ascii="Malgun Gothic" w:hAnsi="Malgun Gothic"/>
+              </w:rPr>
+              <w:t>0.25%</w:t>
             </w:r>
           </w:p>
         </w:tc>
@@ -2205,46 +2179,33 @@
         <w:rPr>
           <w:rFonts w:ascii="Malgun Gothic" w:hAnsi="Malgun Gothic"/>
         </w:rPr>
-        <w:t xml:space="preserve">예매율 차트에서는 주말 흥행에 이은 강력한 여운으로 </w:t>
+        <w:t xml:space="preserve">예매 차트의 태풍의 눈은 단연 7월 29일 개봉을 앞두고 예매율 48.70%를 선점해 버린 </w:t>
       </w:r>
       <w:r>
         <w:rPr>
           <w:rFonts w:ascii="Malgun Gothic" w:hAnsi="Malgun Gothic"/>
           <w:b/>
         </w:rPr>
-        <w:t>Hope (호프)</w:t>
+        <w:t>스파이더맨: 브랜드 뉴 데이</w:t>
       </w:r>
       <w:r>
         <w:rPr>
           <w:rFonts w:ascii="Malgun Gothic" w:hAnsi="Malgun Gothic"/>
         </w:rPr>
-        <w:t xml:space="preserve">가 예매 점유율 52.40%를 기록, 부동의 1위를 마크했습니다. 그 뒤로 애니메이션 강자인 </w:t>
+        <w:t xml:space="preserve">입니다. 사전 예매량만으로 기존 상영작인 </w:t>
       </w:r>
       <w:r>
         <w:rPr>
           <w:rFonts w:ascii="Malgun Gothic" w:hAnsi="Malgun Gothic"/>
           <w:b/>
         </w:rPr>
-        <w:t>Minions &amp; Monsters (미니언즈 &amp; 몬스터즈)</w:t>
+        <w:t>호프</w:t>
       </w:r>
       <w:r>
         <w:rPr>
           <w:rFonts w:ascii="Malgun Gothic" w:hAnsi="Malgun Gothic"/>
         </w:rPr>
-        <w:t xml:space="preserve">와 </w:t>
-      </w:r>
-      <w:r>
-        <w:rPr>
-          <w:rFonts w:ascii="Malgun Gothic" w:hAnsi="Malgun Gothic"/>
-          <w:b/>
-        </w:rPr>
-        <w:t>Moana (모아나)</w:t>
-      </w:r>
-      <w:r>
-        <w:rPr>
-          <w:rFonts w:ascii="Malgun Gothic" w:hAnsi="Malgun Gothic"/>
-        </w:rPr>
-        <w:t>가 견고하게 자리를 틀어쥐어, 다가올 평일 극장가의 외화 강세 구도를 미리 예고하고 있습니다.</w:t>
+        <w:t>(26.30%)를 제치고 예매 1위에 올라 차기 시장 판도의 격변을 예고했습니다.</w:t>
       </w:r>
     </w:p>
     <w:p>
@@ -2262,14 +2223,14 @@
         </w:rPr>
         <w:t xml:space="preserve">출처: </w:t>
       </w:r>
-      <w:hyperlink r:id="rId20">
+      <w:hyperlink r:id="rId21">
         <w:r>
           <w:rPr>
             <w:color w:val="0073E6"/>
             <w:u w:val="single"/>
             <w:rFonts w:hint="eastAsia" w:ascii="Malgun Gothic" w:hAnsi="Malgun Gothic" w:eastAsia="Malgun Gothic"/>
           </w:rPr>
-          <w:t>Box Office Mojo</w:t>
+          <w:t>KOBIS 실시간 예매율</w:t>
         </w:r>
       </w:hyperlink>
     </w:p>
@@ -2451,14 +2412,14 @@
               </w:rPr>
               <w:t xml:space="preserve">🚀 </w:t>
             </w:r>
-            <w:hyperlink r:id="rId10">
+            <w:hyperlink r:id="rId9">
               <w:r>
                 <w:rPr>
                   <w:color w:val="0073E6"/>
                   <w:u w:val="single"/>
                   <w:rFonts w:hint="eastAsia" w:ascii="Malgun Gothic" w:hAnsi="Malgun Gothic" w:eastAsia="Malgun Gothic"/>
                 </w:rPr>
-                <w:t>Hope (호프)</w:t>
+                <w:t>호프</w:t>
               </w:r>
             </w:hyperlink>
           </w:p>
@@ -2475,7 +2436,7 @@
               <w:rPr>
                 <w:rFonts w:ascii="Malgun Gothic" w:hAnsi="Malgun Gothic"/>
               </w:rPr>
-              <w:t>1,870개</w:t>
+              <w:t>2,209개</w:t>
             </w:r>
           </w:p>
         </w:tc>
@@ -2491,7 +2452,7 @@
               <w:rPr>
                 <w:rFonts w:ascii="Malgun Gothic" w:hAnsi="Malgun Gothic"/>
               </w:rPr>
-              <w:t>40.65%</w:t>
+              <w:t>42.24%</w:t>
             </w:r>
           </w:p>
         </w:tc>
@@ -2527,14 +2488,14 @@
               </w:rPr>
               <w:t xml:space="preserve">👾 </w:t>
             </w:r>
-            <w:hyperlink r:id="rId11">
+            <w:hyperlink r:id="rId10">
               <w:r>
                 <w:rPr>
                   <w:color w:val="0073E6"/>
                   <w:u w:val="single"/>
                   <w:rFonts w:hint="eastAsia" w:ascii="Malgun Gothic" w:hAnsi="Malgun Gothic" w:eastAsia="Malgun Gothic"/>
                 </w:rPr>
-                <w:t>Minions &amp; Monsters (미니언즈 &amp; 몬스터즈)</w:t>
+                <w:t>미니언즈 &amp; 몬스터즈</w:t>
               </w:r>
             </w:hyperlink>
           </w:p>
@@ -2551,7 +2512,7 @@
               <w:rPr>
                 <w:rFonts w:ascii="Malgun Gothic" w:hAnsi="Malgun Gothic"/>
               </w:rPr>
-              <w:t>630개</w:t>
+              <w:t>765개</w:t>
             </w:r>
           </w:p>
         </w:tc>
@@ -2567,7 +2528,7 @@
               <w:rPr>
                 <w:rFonts w:ascii="Malgun Gothic" w:hAnsi="Malgun Gothic"/>
               </w:rPr>
-              <w:t>13.70%</w:t>
+              <w:t>14.63%</w:t>
             </w:r>
           </w:p>
         </w:tc>
@@ -2603,14 +2564,14 @@
               </w:rPr>
               <w:t xml:space="preserve">🌺 </w:t>
             </w:r>
-            <w:hyperlink r:id="rId12">
+            <w:hyperlink r:id="rId11">
               <w:r>
                 <w:rPr>
                   <w:color w:val="0073E6"/>
                   <w:u w:val="single"/>
                   <w:rFonts w:hint="eastAsia" w:ascii="Malgun Gothic" w:hAnsi="Malgun Gothic" w:eastAsia="Malgun Gothic"/>
                 </w:rPr>
-                <w:t>Moana (모아나)</w:t>
+                <w:t>모아나</w:t>
               </w:r>
             </w:hyperlink>
           </w:p>
@@ -2627,7 +2588,7 @@
               <w:rPr>
                 <w:rFonts w:ascii="Malgun Gothic" w:hAnsi="Malgun Gothic"/>
               </w:rPr>
-              <w:t>510개</w:t>
+              <w:t>649개</w:t>
             </w:r>
           </w:p>
         </w:tc>
@@ -2643,7 +2604,7 @@
               <w:rPr>
                 <w:rFonts w:ascii="Malgun Gothic" w:hAnsi="Malgun Gothic"/>
               </w:rPr>
-              <w:t>11.09%</w:t>
+              <w:t>12.41%</w:t>
             </w:r>
           </w:p>
         </w:tc>
@@ -2679,14 +2640,14 @@
               </w:rPr>
               <w:t xml:space="preserve">👁️ </w:t>
             </w:r>
-            <w:hyperlink r:id="rId13">
+            <w:hyperlink r:id="rId12">
               <w:r>
                 <w:rPr>
                   <w:color w:val="0073E6"/>
                   <w:u w:val="single"/>
                   <w:rFonts w:hint="eastAsia" w:ascii="Malgun Gothic" w:hAnsi="Malgun Gothic" w:eastAsia="Malgun Gothic"/>
                 </w:rPr>
-                <w:t>The Eye (눈동자)</w:t>
+                <w:t>눈동자</w:t>
               </w:r>
             </w:hyperlink>
           </w:p>
@@ -2703,7 +2664,7 @@
               <w:rPr>
                 <w:rFonts w:ascii="Malgun Gothic" w:hAnsi="Malgun Gothic"/>
               </w:rPr>
-              <w:t>450개</w:t>
+              <w:t>597개</w:t>
             </w:r>
           </w:p>
         </w:tc>
@@ -2719,7 +2680,7 @@
               <w:rPr>
                 <w:rFonts w:ascii="Malgun Gothic" w:hAnsi="Malgun Gothic"/>
               </w:rPr>
-              <w:t>9.78%</w:t>
+              <w:t>11.42%</w:t>
             </w:r>
           </w:p>
         </w:tc>
@@ -2755,14 +2716,14 @@
               </w:rPr>
               <w:t xml:space="preserve">🧸 </w:t>
             </w:r>
-            <w:hyperlink r:id="rId14">
+            <w:hyperlink r:id="rId13">
               <w:r>
                 <w:rPr>
                   <w:color w:val="0073E6"/>
                   <w:u w:val="single"/>
                   <w:rFonts w:hint="eastAsia" w:ascii="Malgun Gothic" w:hAnsi="Malgun Gothic" w:eastAsia="Malgun Gothic"/>
                 </w:rPr>
-                <w:t>Toy Story 5 (토이 스토리 5)</w:t>
+                <w:t>토이 스토리 5</w:t>
               </w:r>
             </w:hyperlink>
           </w:p>
@@ -2779,7 +2740,7 @@
               <w:rPr>
                 <w:rFonts w:ascii="Malgun Gothic" w:hAnsi="Malgun Gothic"/>
               </w:rPr>
-              <w:t>380개</w:t>
+              <w:t>486개</w:t>
             </w:r>
           </w:p>
         </w:tc>
@@ -2795,7 +2756,7 @@
               <w:rPr>
                 <w:rFonts w:ascii="Malgun Gothic" w:hAnsi="Malgun Gothic"/>
               </w:rPr>
-              <w:t>8.26%</w:t>
+              <w:t>9.29%</w:t>
             </w:r>
           </w:p>
         </w:tc>
@@ -2831,14 +2792,14 @@
               </w:rPr>
               <w:t xml:space="preserve">⛪ </w:t>
             </w:r>
-            <w:hyperlink r:id="rId15">
+            <w:hyperlink r:id="rId14">
               <w:r>
                 <w:rPr>
                   <w:color w:val="0073E6"/>
                   <w:u w:val="single"/>
                   <w:rFonts w:hint="eastAsia" w:ascii="Malgun Gothic" w:hAnsi="Malgun Gothic" w:eastAsia="Malgun Gothic"/>
                 </w:rPr>
-                <w:t>David (데이비드)</w:t>
+                <w:t>다윗</w:t>
               </w:r>
             </w:hyperlink>
           </w:p>
@@ -2855,7 +2816,7 @@
               <w:rPr>
                 <w:rFonts w:ascii="Malgun Gothic" w:hAnsi="Malgun Gothic"/>
               </w:rPr>
-              <w:t>200개</w:t>
+              <w:t>298개</w:t>
             </w:r>
           </w:p>
         </w:tc>
@@ -2871,7 +2832,7 @@
               <w:rPr>
                 <w:rFonts w:ascii="Malgun Gothic" w:hAnsi="Malgun Gothic"/>
               </w:rPr>
-              <w:t>4.35%</w:t>
+              <w:t>5.70%</w:t>
             </w:r>
           </w:p>
         </w:tc>
@@ -2905,16 +2866,16 @@
               <w:rPr>
                 <w:rFonts w:ascii="Malgun Gothic" w:hAnsi="Malgun Gothic"/>
               </w:rPr>
-              <w:t xml:space="preserve">🎾 </w:t>
+              <w:t xml:space="preserve">🦠 </w:t>
             </w:r>
-            <w:hyperlink r:id="rId18">
+            <w:hyperlink r:id="rId15">
               <w:r>
                 <w:rPr>
                   <w:color w:val="0073E6"/>
                   <w:u w:val="single"/>
                   <w:rFonts w:hint="eastAsia" w:ascii="Malgun Gothic" w:hAnsi="Malgun Gothic" w:eastAsia="Malgun Gothic"/>
                 </w:rPr>
-                <w:t>Marty Supreme (마티 슈프림)</w:t>
+                <w:t>군체</w:t>
               </w:r>
             </w:hyperlink>
           </w:p>
@@ -2931,7 +2892,7 @@
               <w:rPr>
                 <w:rFonts w:ascii="Malgun Gothic" w:hAnsi="Malgun Gothic"/>
               </w:rPr>
-              <w:t>75개</w:t>
+              <w:t>137개</w:t>
             </w:r>
           </w:p>
         </w:tc>
@@ -2947,7 +2908,7 @@
               <w:rPr>
                 <w:rFonts w:ascii="Malgun Gothic" w:hAnsi="Malgun Gothic"/>
               </w:rPr>
-              <w:t>1.63%</w:t>
+              <w:t>2.62%</w:t>
             </w:r>
           </w:p>
         </w:tc>
@@ -2981,7 +2942,7 @@
               <w:rPr>
                 <w:rFonts w:ascii="Malgun Gothic" w:hAnsi="Malgun Gothic"/>
               </w:rPr>
-              <w:t xml:space="preserve">🦠 </w:t>
+              <w:t xml:space="preserve">🎾 </w:t>
             </w:r>
             <w:hyperlink r:id="rId16">
               <w:r>
@@ -2990,7 +2951,7 @@
                   <w:u w:val="single"/>
                   <w:rFonts w:hint="eastAsia" w:ascii="Malgun Gothic" w:hAnsi="Malgun Gothic" w:eastAsia="Malgun Gothic"/>
                 </w:rPr>
-                <w:t>The Swarm (군체)</w:t>
+                <w:t>마티 슈프림</w:t>
               </w:r>
             </w:hyperlink>
           </w:p>
@@ -3007,7 +2968,7 @@
               <w:rPr>
                 <w:rFonts w:ascii="Malgun Gothic" w:hAnsi="Malgun Gothic"/>
               </w:rPr>
-              <w:t>70개</w:t>
+              <w:t>57개</w:t>
             </w:r>
           </w:p>
         </w:tc>
@@ -3023,7 +2984,7 @@
               <w:rPr>
                 <w:rFonts w:ascii="Malgun Gothic" w:hAnsi="Malgun Gothic"/>
               </w:rPr>
-              <w:t>1.52%</w:t>
+              <w:t>1.09%</w:t>
             </w:r>
           </w:p>
         </w:tc>
@@ -3057,16 +3018,16 @@
               <w:rPr>
                 <w:rFonts w:ascii="Malgun Gothic" w:hAnsi="Malgun Gothic"/>
               </w:rPr>
-              <w:t xml:space="preserve">🐱 </w:t>
+              <w:t xml:space="preserve">🇫🇷 </w:t>
             </w:r>
-            <w:hyperlink r:id="rId17">
+            <w:hyperlink r:id="rId18">
               <w:r>
                 <w:rPr>
                   <w:color w:val="0073E6"/>
                   <w:u w:val="single"/>
                   <w:rFonts w:hint="eastAsia" w:ascii="Malgun Gothic" w:hAnsi="Malgun Gothic" w:eastAsia="Malgun Gothic"/>
                 </w:rPr>
-                <w:t>Doraemon the Movie: Nobita's Doom of the Blue Planet (극장판 도라에몽: 진구와 해저귀신성)</w:t>
+                <w:t>파리의 사생활</w:t>
               </w:r>
             </w:hyperlink>
           </w:p>
@@ -3083,7 +3044,7 @@
               <w:rPr>
                 <w:rFonts w:ascii="Malgun Gothic" w:hAnsi="Malgun Gothic"/>
               </w:rPr>
-              <w:t>60개</w:t>
+              <w:t>26개</w:t>
             </w:r>
           </w:p>
         </w:tc>
@@ -3099,7 +3060,7 @@
               <w:rPr>
                 <w:rFonts w:ascii="Malgun Gothic" w:hAnsi="Malgun Gothic"/>
               </w:rPr>
-              <w:t>1.30%</w:t>
+              <w:t>0.50%</w:t>
             </w:r>
           </w:p>
         </w:tc>
@@ -3133,16 +3094,16 @@
               <w:rPr>
                 <w:rFonts w:ascii="Malgun Gothic" w:hAnsi="Malgun Gothic"/>
               </w:rPr>
-              <w:t xml:space="preserve">⚔️ </w:t>
+              <w:t xml:space="preserve">🦁 </w:t>
             </w:r>
-            <w:hyperlink r:id="rId19">
+            <w:hyperlink r:id="rId17">
               <w:r>
                 <w:rPr>
                   <w:color w:val="0073E6"/>
                   <w:u w:val="single"/>
                   <w:rFonts w:hint="eastAsia" w:ascii="Malgun Gothic" w:hAnsi="Malgun Gothic" w:eastAsia="Malgun Gothic"/>
                 </w:rPr>
-                <w:t>Bleach: Thousand-Year Blood War (블리치: 천년혈전 편)</w:t>
+                <w:t>드림 애니멀즈: 더무비</w:t>
               </w:r>
             </w:hyperlink>
           </w:p>
@@ -3159,7 +3120,7 @@
               <w:rPr>
                 <w:rFonts w:ascii="Malgun Gothic" w:hAnsi="Malgun Gothic"/>
               </w:rPr>
-              <w:t>30개</w:t>
+              <w:t>5개</w:t>
             </w:r>
           </w:p>
         </w:tc>
@@ -3175,7 +3136,7 @@
               <w:rPr>
                 <w:rFonts w:ascii="Malgun Gothic" w:hAnsi="Malgun Gothic"/>
               </w:rPr>
-              <w:t>0.65%</w:t>
+              <w:t>0.10%</w:t>
             </w:r>
           </w:p>
         </w:tc>
@@ -3205,20 +3166,33 @@
         <w:rPr>
           <w:rFonts w:ascii="Malgun Gothic" w:hAnsi="Malgun Gothic"/>
         </w:rPr>
-        <w:t xml:space="preserve">메이저 상영관 대부분을 확보한 </w:t>
+        <w:t xml:space="preserve">스크린 점유율은 여전히 </w:t>
       </w:r>
       <w:r>
         <w:rPr>
           <w:rFonts w:ascii="Malgun Gothic" w:hAnsi="Malgun Gothic"/>
           <w:b/>
         </w:rPr>
-        <w:t>Hope (호프)</w:t>
+        <w:t>호프</w:t>
       </w:r>
       <w:r>
         <w:rPr>
           <w:rFonts w:ascii="Malgun Gothic" w:hAnsi="Malgun Gothic"/>
         </w:rPr>
-        <w:t>가 스크린 1,870개로 전체의 40.6%를 선점하며 배정 1위를 고수했습니다. 주말 수준과 유사한 배정 흐름이며, 타 영화들은 제한된 스크린 속에서 평일 고정 관객층을 소환하기 위한 다각도의 회차 쪼개기 마케팅에 의존하는 경향을 나타내고 있습니다.</w:t>
+        <w:t xml:space="preserve">가 전체 42% 이상의 스크린(2,209개)을 틀어쥐며 독과점 배치를 보이고 있습니다. 다만, 차주 </w:t>
+      </w:r>
+      <w:r>
+        <w:rPr>
+          <w:rFonts w:ascii="Malgun Gothic" w:hAnsi="Malgun Gothic"/>
+          <w:b/>
+        </w:rPr>
+        <w:t>스파이더맨: 브랜드 뉴 데이</w:t>
+      </w:r>
+      <w:r>
+        <w:rPr>
+          <w:rFonts w:ascii="Malgun Gothic" w:hAnsi="Malgun Gothic"/>
+        </w:rPr>
+        <w:t>의 정식 개봉에 맞춰 상영관이 어떻게 배분될지가 다가올 주말 극장가의 최대 관전 포인트입니다.</w:t>
       </w:r>
     </w:p>
     <w:p>
@@ -3236,14 +3210,14 @@
         </w:rPr>
         <w:t xml:space="preserve">출처: </w:t>
       </w:r>
-      <w:hyperlink r:id="rId20">
+      <w:hyperlink r:id="rId22">
         <w:r>
           <w:rPr>
             <w:color w:val="0073E6"/>
             <w:u w:val="single"/>
             <w:rFonts w:hint="eastAsia" w:ascii="Malgun Gothic" w:hAnsi="Malgun Gothic" w:eastAsia="Malgun Gothic"/>
           </w:rPr>
-          <w:t>Box Office Mojo</w:t>
+          <w:t>KOBIS 스크린 점유율</w:t>
         </w:r>
       </w:hyperlink>
     </w:p>
@@ -3401,14 +3375,14 @@
               </w:rPr>
               <w:t xml:space="preserve">🚀 </w:t>
             </w:r>
-            <w:hyperlink r:id="rId10">
+            <w:hyperlink r:id="rId9">
               <w:r>
                 <w:rPr>
                   <w:color w:val="0073E6"/>
                   <w:u w:val="single"/>
                   <w:rFonts w:hint="eastAsia" w:ascii="Malgun Gothic" w:hAnsi="Malgun Gothic" w:eastAsia="Malgun Gothic"/>
                 </w:rPr>
-                <w:t>Hope (호프)</w:t>
+                <w:t>호프</w:t>
               </w:r>
             </w:hyperlink>
           </w:p>
@@ -3459,16 +3433,76 @@
               <w:rPr>
                 <w:rFonts w:ascii="Malgun Gothic" w:hAnsi="Malgun Gothic"/>
               </w:rPr>
-              <w:t xml:space="preserve">👾 </w:t>
+              <w:t xml:space="preserve">🕷️ </w:t>
             </w:r>
-            <w:hyperlink r:id="rId11">
+            <w:hyperlink r:id="rId20">
               <w:r>
                 <w:rPr>
                   <w:color w:val="0073E6"/>
                   <w:u w:val="single"/>
                   <w:rFonts w:hint="eastAsia" w:ascii="Malgun Gothic" w:hAnsi="Malgun Gothic" w:eastAsia="Malgun Gothic"/>
                 </w:rPr>
-                <w:t>Minions &amp; Monsters (미니언즈 &amp; 몬스터즈)</w:t>
+                <w:t>스파이더맨: 브랜드 뉴 데이</w:t>
+              </w:r>
+            </w:hyperlink>
+          </w:p>
+        </w:tc>
+        <w:tc>
+          <w:tcPr>
+            <w:tcW w:type="dxa" w:w="3547"/>
+          </w:tcPr>
+          <w:p>
+            <w:pPr>
+              <w:spacing w:after="0"/>
+            </w:pPr>
+            <w:r>
+              <w:rPr>
+                <w:rFonts w:ascii="Malgun Gothic" w:hAnsi="Malgun Gothic"/>
+              </w:rPr>
+              <w:t>16.8%</w:t>
+            </w:r>
+          </w:p>
+        </w:tc>
+      </w:tr>
+      <w:tr>
+        <w:tc>
+          <w:tcPr>
+            <w:tcW w:type="dxa" w:w="3547"/>
+          </w:tcPr>
+          <w:p>
+            <w:pPr>
+              <w:spacing w:after="0"/>
+            </w:pPr>
+            <w:r>
+              <w:rPr>
+                <w:rFonts w:ascii="Malgun Gothic" w:hAnsi="Malgun Gothic"/>
+              </w:rPr>
+              <w:t>3</w:t>
+            </w:r>
+          </w:p>
+        </w:tc>
+        <w:tc>
+          <w:tcPr>
+            <w:tcW w:type="dxa" w:w="3547"/>
+          </w:tcPr>
+          <w:p>
+            <w:pPr>
+              <w:spacing w:after="0"/>
+            </w:pPr>
+            <w:r>
+              <w:rPr>
+                <w:rFonts w:ascii="Malgun Gothic" w:hAnsi="Malgun Gothic"/>
+              </w:rPr>
+              <w:t xml:space="preserve">👾 </w:t>
+            </w:r>
+            <w:hyperlink r:id="rId10">
+              <w:r>
+                <w:rPr>
+                  <w:color w:val="0073E6"/>
+                  <w:u w:val="single"/>
+                  <w:rFonts w:hint="eastAsia" w:ascii="Malgun Gothic" w:hAnsi="Malgun Gothic" w:eastAsia="Malgun Gothic"/>
+                </w:rPr>
+                <w:t>미니언즈 &amp; 몬스터즈</w:t>
               </w:r>
             </w:hyperlink>
           </w:p>
@@ -3503,7 +3537,7 @@
               <w:rPr>
                 <w:rFonts w:ascii="Malgun Gothic" w:hAnsi="Malgun Gothic"/>
               </w:rPr>
-              <w:t>3</w:t>
+              <w:t>4</w:t>
             </w:r>
           </w:p>
         </w:tc>
@@ -3521,14 +3555,14 @@
               </w:rPr>
               <w:t xml:space="preserve">🌺 </w:t>
             </w:r>
-            <w:hyperlink r:id="rId12">
+            <w:hyperlink r:id="rId11">
               <w:r>
                 <w:rPr>
                   <w:color w:val="0073E6"/>
                   <w:u w:val="single"/>
                   <w:rFonts w:hint="eastAsia" w:ascii="Malgun Gothic" w:hAnsi="Malgun Gothic" w:eastAsia="Malgun Gothic"/>
                 </w:rPr>
-                <w:t>Moana (모아나)</w:t>
+                <w:t>모아나</w:t>
               </w:r>
             </w:hyperlink>
           </w:p>
@@ -3563,7 +3597,7 @@
               <w:rPr>
                 <w:rFonts w:ascii="Malgun Gothic" w:hAnsi="Malgun Gothic"/>
               </w:rPr>
-              <w:t>4</w:t>
+              <w:t>5</w:t>
             </w:r>
           </w:p>
         </w:tc>
@@ -3581,14 +3615,14 @@
               </w:rPr>
               <w:t xml:space="preserve">👁️ </w:t>
             </w:r>
-            <w:hyperlink r:id="rId13">
+            <w:hyperlink r:id="rId12">
               <w:r>
                 <w:rPr>
                   <w:color w:val="0073E6"/>
                   <w:u w:val="single"/>
                   <w:rFonts w:hint="eastAsia" w:ascii="Malgun Gothic" w:hAnsi="Malgun Gothic" w:eastAsia="Malgun Gothic"/>
                 </w:rPr>
-                <w:t>The Eye (눈동자)</w:t>
+                <w:t>눈동자</w:t>
               </w:r>
             </w:hyperlink>
           </w:p>
@@ -3623,7 +3657,7 @@
               <w:rPr>
                 <w:rFonts w:ascii="Malgun Gothic" w:hAnsi="Malgun Gothic"/>
               </w:rPr>
-              <w:t>5</w:t>
+              <w:t>6</w:t>
             </w:r>
           </w:p>
         </w:tc>
@@ -3641,14 +3675,14 @@
               </w:rPr>
               <w:t xml:space="preserve">🧸 </w:t>
             </w:r>
-            <w:hyperlink r:id="rId14">
+            <w:hyperlink r:id="rId13">
               <w:r>
                 <w:rPr>
                   <w:color w:val="0073E6"/>
                   <w:u w:val="single"/>
                   <w:rFonts w:hint="eastAsia" w:ascii="Malgun Gothic" w:hAnsi="Malgun Gothic" w:eastAsia="Malgun Gothic"/>
                 </w:rPr>
-                <w:t>Toy Story 5 (토이 스토리 5)</w:t>
+                <w:t>토이 스토리 5</w:t>
               </w:r>
             </w:hyperlink>
           </w:p>
@@ -3683,7 +3717,7 @@
               <w:rPr>
                 <w:rFonts w:ascii="Malgun Gothic" w:hAnsi="Malgun Gothic"/>
               </w:rPr>
-              <w:t>6</w:t>
+              <w:t>7</w:t>
             </w:r>
           </w:p>
         </w:tc>
@@ -3701,14 +3735,14 @@
               </w:rPr>
               <w:t xml:space="preserve">⛪ </w:t>
             </w:r>
-            <w:hyperlink r:id="rId15">
+            <w:hyperlink r:id="rId14">
               <w:r>
                 <w:rPr>
                   <w:color w:val="0073E6"/>
                   <w:u w:val="single"/>
                   <w:rFonts w:hint="eastAsia" w:ascii="Malgun Gothic" w:hAnsi="Malgun Gothic" w:eastAsia="Malgun Gothic"/>
                 </w:rPr>
-                <w:t>David (데이비드)</w:t>
+                <w:t>다윗</w:t>
               </w:r>
             </w:hyperlink>
           </w:p>
@@ -3743,7 +3777,7 @@
               <w:rPr>
                 <w:rFonts w:ascii="Malgun Gothic" w:hAnsi="Malgun Gothic"/>
               </w:rPr>
-              <w:t>7</w:t>
+              <w:t>8</w:t>
             </w:r>
           </w:p>
         </w:tc>
@@ -3759,16 +3793,16 @@
               <w:rPr>
                 <w:rFonts w:ascii="Malgun Gothic" w:hAnsi="Malgun Gothic"/>
               </w:rPr>
-              <w:t xml:space="preserve">🐱 </w:t>
+              <w:t xml:space="preserve">🦠 </w:t>
             </w:r>
-            <w:hyperlink r:id="rId17">
+            <w:hyperlink r:id="rId15">
               <w:r>
                 <w:rPr>
                   <w:color w:val="0073E6"/>
                   <w:u w:val="single"/>
                   <w:rFonts w:hint="eastAsia" w:ascii="Malgun Gothic" w:hAnsi="Malgun Gothic" w:eastAsia="Malgun Gothic"/>
                 </w:rPr>
-                <w:t>Doraemon the Movie: Nobita's Doom of the Blue Planet (극장판 도라에몽: 진구와 해저귀신성)</w:t>
+                <w:t>군체</w:t>
               </w:r>
             </w:hyperlink>
           </w:p>
@@ -3803,7 +3837,7 @@
               <w:rPr>
                 <w:rFonts w:ascii="Malgun Gothic" w:hAnsi="Malgun Gothic"/>
               </w:rPr>
-              <w:t>8</w:t>
+              <w:t>9</w:t>
             </w:r>
           </w:p>
         </w:tc>
@@ -3819,16 +3853,16 @@
               <w:rPr>
                 <w:rFonts w:ascii="Malgun Gothic" w:hAnsi="Malgun Gothic"/>
               </w:rPr>
-              <w:t xml:space="preserve">⚔️ </w:t>
+              <w:t xml:space="preserve">🎾 </w:t>
             </w:r>
-            <w:hyperlink r:id="rId19">
+            <w:hyperlink r:id="rId16">
               <w:r>
                 <w:rPr>
                   <w:color w:val="0073E6"/>
                   <w:u w:val="single"/>
                   <w:rFonts w:hint="eastAsia" w:ascii="Malgun Gothic" w:hAnsi="Malgun Gothic" w:eastAsia="Malgun Gothic"/>
                 </w:rPr>
-                <w:t>Bleach: Thousand-Year Blood War (블리치: 천년혈전 편)</w:t>
+                <w:t>마티 슈프림</w:t>
               </w:r>
             </w:hyperlink>
           </w:p>
@@ -3863,7 +3897,7 @@
               <w:rPr>
                 <w:rFonts w:ascii="Malgun Gothic" w:hAnsi="Malgun Gothic"/>
               </w:rPr>
-              <w:t>9</w:t>
+              <w:t>10</w:t>
             </w:r>
           </w:p>
         </w:tc>
@@ -3879,16 +3913,16 @@
               <w:rPr>
                 <w:rFonts w:ascii="Malgun Gothic" w:hAnsi="Malgun Gothic"/>
               </w:rPr>
-              <w:t xml:space="preserve">🦠 </w:t>
+              <w:t xml:space="preserve">🦁 </w:t>
             </w:r>
-            <w:hyperlink r:id="rId16">
+            <w:hyperlink r:id="rId17">
               <w:r>
                 <w:rPr>
                   <w:color w:val="0073E6"/>
                   <w:u w:val="single"/>
                   <w:rFonts w:hint="eastAsia" w:ascii="Malgun Gothic" w:hAnsi="Malgun Gothic" w:eastAsia="Malgun Gothic"/>
                 </w:rPr>
-                <w:t>The Swarm (군체)</w:t>
+                <w:t>드림 애니멀즈: 더무비</w:t>
               </w:r>
             </w:hyperlink>
           </w:p>
@@ -3906,66 +3940,6 @@
                 <w:rFonts w:ascii="Malgun Gothic" w:hAnsi="Malgun Gothic"/>
               </w:rPr>
               <w:t>3.8%</w:t>
-            </w:r>
-          </w:p>
-        </w:tc>
-      </w:tr>
-      <w:tr>
-        <w:tc>
-          <w:tcPr>
-            <w:tcW w:type="dxa" w:w="3547"/>
-          </w:tcPr>
-          <w:p>
-            <w:pPr>
-              <w:spacing w:after="0"/>
-            </w:pPr>
-            <w:r>
-              <w:rPr>
-                <w:rFonts w:ascii="Malgun Gothic" w:hAnsi="Malgun Gothic"/>
-              </w:rPr>
-              <w:t>10</w:t>
-            </w:r>
-          </w:p>
-        </w:tc>
-        <w:tc>
-          <w:tcPr>
-            <w:tcW w:type="dxa" w:w="3547"/>
-          </w:tcPr>
-          <w:p>
-            <w:pPr>
-              <w:spacing w:after="0"/>
-            </w:pPr>
-            <w:r>
-              <w:rPr>
-                <w:rFonts w:ascii="Malgun Gothic" w:hAnsi="Malgun Gothic"/>
-              </w:rPr>
-              <w:t xml:space="preserve">🎾 </w:t>
-            </w:r>
-            <w:hyperlink r:id="rId18">
-              <w:r>
-                <w:rPr>
-                  <w:color w:val="0073E6"/>
-                  <w:u w:val="single"/>
-                  <w:rFonts w:hint="eastAsia" w:ascii="Malgun Gothic" w:hAnsi="Malgun Gothic" w:eastAsia="Malgun Gothic"/>
-                </w:rPr>
-                <w:t>Marty Supreme (마티 슈프림)</w:t>
-              </w:r>
-            </w:hyperlink>
-          </w:p>
-        </w:tc>
-        <w:tc>
-          <w:tcPr>
-            <w:tcW w:type="dxa" w:w="3547"/>
-          </w:tcPr>
-          <w:p>
-            <w:pPr>
-              <w:spacing w:after="0"/>
-            </w:pPr>
-            <w:r>
-              <w:rPr>
-                <w:rFonts w:ascii="Malgun Gothic" w:hAnsi="Malgun Gothic"/>
-              </w:rPr>
-              <w:t>3.5%</w:t>
             </w:r>
           </w:p>
         </w:tc>
@@ -3995,33 +3969,33 @@
         <w:rPr>
           <w:rFonts w:ascii="Malgun Gothic" w:hAnsi="Malgun Gothic"/>
         </w:rPr>
-        <w:t xml:space="preserve">평일 극장 판매 효율 지표에서는 </w:t>
+        <w:t xml:space="preserve">일요일에 이어 평일에도 </w:t>
       </w:r>
       <w:r>
         <w:rPr>
           <w:rFonts w:ascii="Malgun Gothic" w:hAnsi="Malgun Gothic"/>
           <w:b/>
         </w:rPr>
-        <w:t>Hope (호프)</w:t>
+        <w:t>호프</w:t>
       </w:r>
       <w:r>
         <w:rPr>
           <w:rFonts w:ascii="Malgun Gothic" w:hAnsi="Malgun Gothic"/>
         </w:rPr>
-        <w:t xml:space="preserve">가 22.4%로 유일하게 20%대를 방어하며 1위에 올랐습니다. 방학 기간을 맞이한 어린이 관객들이 몰리는 낮 시간대 배정 비중이 높은 </w:t>
+        <w:t xml:space="preserve">가 22.4%로 효율 1위를 수성한 가운데, 개봉 전인 </w:t>
       </w:r>
       <w:r>
         <w:rPr>
           <w:rFonts w:ascii="Malgun Gothic" w:hAnsi="Malgun Gothic"/>
           <w:b/>
         </w:rPr>
-        <w:t>Minions &amp; Monsters (미니언즈 &amp; 몬스터즈)</w:t>
+        <w:t>스파이더맨: 브랜드 뉴 데이</w:t>
       </w:r>
       <w:r>
         <w:rPr>
           <w:rFonts w:ascii="Malgun Gothic" w:hAnsi="Malgun Gothic"/>
         </w:rPr>
-        <w:t>가 14.5%로 뒤를 이었으며, 기타 롱런작들은 평일 좌석 점유율이 한 자릿수로 일제히 하향되며 효율 다지기에 나섰습니다.</w:t>
+        <w:t>가 예매량 폭증 및 사전 시사 좌석 배정 효율로 인해 좌석 점유율 16.8%를 마크하며 2위 자리를 꿰찼습니다.</w:t>
       </w:r>
     </w:p>
     <w:p>
@@ -4039,14 +4013,14 @@
         </w:rPr>
         <w:t xml:space="preserve">출처: </w:t>
       </w:r>
-      <w:hyperlink r:id="rId20">
+      <w:hyperlink r:id="rId23">
         <w:r>
           <w:rPr>
             <w:color w:val="0073E6"/>
             <w:u w:val="single"/>
             <w:rFonts w:hint="eastAsia" w:ascii="Malgun Gothic" w:hAnsi="Malgun Gothic" w:eastAsia="Malgun Gothic"/>
           </w:rPr>
-          <w:t>Box Office Mojo</w:t>
+          <w:t>KOBIS 좌석 점유율</w:t>
         </w:r>
       </w:hyperlink>
     </w:p>
@@ -4115,7 +4089,7 @@
           <w:b/>
           <w:sz w:val="22"/>
         </w:rPr>
-        <w:t>1) 평일에도 계속되는 Hope (호프)의 폭풍 독주</w:t>
+        <w:t>1) 스파이더맨: 브랜드 뉴 데이의 사전 예매 돌풍</w:t>
       </w:r>
     </w:p>
     <w:p>
@@ -4126,20 +4100,20 @@
         <w:rPr>
           <w:rFonts w:ascii="Malgun Gothic" w:hAnsi="Malgun Gothic"/>
         </w:rPr>
-        <w:t xml:space="preserve">나홍진 감독의 초대형 신작 </w:t>
+        <w:t xml:space="preserve">7월 29일 국내 정식 개봉 예정인 마블의 초대형 히어로 블록버스터 </w:t>
       </w:r>
       <w:r>
         <w:rPr>
           <w:rFonts w:ascii="Malgun Gothic" w:hAnsi="Malgun Gothic"/>
           <w:b/>
         </w:rPr>
-        <w:t>Hope (호프)</w:t>
+        <w:t>스파이더맨: 브랜드 뉴 데이</w:t>
       </w:r>
       <w:r>
         <w:rPr>
           <w:rFonts w:ascii="Malgun Gothic" w:hAnsi="Malgun Gothic"/>
         </w:rPr>
-        <w:t>가 주말 대비 전체 관객수가 조정되는 평일 월요일 흐름 속에서도 일일 관객 14만 3천 명을 유지하는 막강한 티켓 위력을 과시했습니다. 스크린 1,870개(40.65%)를 지배하며 매출액 비중의 대부분을 혼자서 견인 중인 독주 양상입니다. 높은 바이럴 파워가 이어져 금주 중 가볍게 누적 250만 고지를 밟을 것으로 확실시됩니다.</w:t>
+        <w:t>가 개봉을 열흘 가까이 앞둔 시점에서 이미 실시간 예매 점유율 48.70%를 기록, 예매 관객 수 24만 장을 돌파하는 흥행 대폭발 조짐을 보였습니다. 시사 상영 등을 통한 좌석 선소모로 좌석 점유율 차트에서도 단숨에 16.8%로 2위에 오르며 차기 극장가 정복을 일찌감치 선포했습니다.</w:t>
       </w:r>
     </w:p>
     <w:p>
@@ -4157,7 +4131,7 @@
           <w:b/>
           <w:sz w:val="22"/>
         </w:rPr>
-        <w:t>2) 방학 특수를 톡톡히 누리는 Minions &amp; Monsters (미니언즈 &amp; 몬스터즈)</w:t>
+        <w:t>2) 호프의 227만 돌파와 주중 1위 질주</w:t>
       </w:r>
     </w:p>
     <w:p>
@@ -4168,20 +4142,20 @@
         <w:rPr>
           <w:rFonts w:ascii="Malgun Gothic" w:hAnsi="Malgun Gothic"/>
         </w:rPr>
-        <w:t xml:space="preserve">주말에 이어 평일에도 2위를 방어해 낸 </w:t>
+        <w:t xml:space="preserve">나홍진 감독의 SF 서스펜스 기대작 </w:t>
       </w:r>
       <w:r>
         <w:rPr>
           <w:rFonts w:ascii="Malgun Gothic" w:hAnsi="Malgun Gothic"/>
           <w:b/>
         </w:rPr>
-        <w:t>Minions &amp; Monsters (미니언즈 &amp; 몬스터즈)</w:t>
+        <w:t>호프</w:t>
       </w:r>
       <w:r>
         <w:rPr>
           <w:rFonts w:ascii="Malgun Gothic" w:hAnsi="Malgun Gothic"/>
         </w:rPr>
-        <w:t>는 월요일 하루 1만 6천 명을 더하며 누적 39만 명을 기록했습니다. 방학 기간을 통과 중인 청소년 및 패밀리 관객의 고정 유입이 주중에도 차분히 보장되는 덕분에, 평일 월요일 상영상황에서도 좌석 점유율 14.5%를 방어하며 쏠쏠한 효율을 내고 있습니다.</w:t>
+        <w:t>는 월요일 하루 동안 14만 3천 명의 관객을 모으며 누적 관객 2,272,733명을 달성, 6일 연속 정상을 차지했습니다. 비록 예매 차트에서는 차주 신작 스파이더맨에 1위를 넘겨주었으나, 현재 상영작 중에서는 유일하게 20%대의 좌석 점유율(22.4%)을 견지하며 월요일 극장 흥행 중심축 역할을 다하고 있습니다.</w:t>
       </w:r>
     </w:p>
     <w:p>
@@ -4199,7 +4173,7 @@
           <w:b/>
           <w:sz w:val="22"/>
         </w:rPr>
-        <w:t>3) 간발의 차이로 4위를 수성한 The Eye (눈동자)의 롱런 파워</w:t>
+        <w:t>3) 웰메이드 스릴러의 자부심, 눈동자의 롱런 흥행</w:t>
       </w:r>
     </w:p>
     <w:p>
@@ -4210,33 +4184,20 @@
         <w:rPr>
           <w:rFonts w:ascii="Malgun Gothic" w:hAnsi="Malgun Gothic"/>
         </w:rPr>
-        <w:t xml:space="preserve">스릴러 명작 </w:t>
+        <w:t xml:space="preserve">한국형 웰메이드 스릴러 </w:t>
       </w:r>
       <w:r>
         <w:rPr>
           <w:rFonts w:ascii="Malgun Gothic" w:hAnsi="Malgun Gothic"/>
           <w:b/>
         </w:rPr>
-        <w:t>The Eye (눈동자)</w:t>
+        <w:t>눈동자</w:t>
       </w:r>
       <w:r>
         <w:rPr>
           <w:rFonts w:ascii="Malgun Gothic" w:hAnsi="Malgun Gothic"/>
         </w:rPr>
-        <w:t xml:space="preserve">와 애니메이션 </w:t>
-      </w:r>
-      <w:r>
-        <w:rPr>
-          <w:rFonts w:ascii="Malgun Gothic" w:hAnsi="Malgun Gothic"/>
-          <w:b/>
-        </w:rPr>
-        <w:t>Toy Story 5 (토이 스토리 5)</w:t>
-      </w:r>
-      <w:r>
-        <w:rPr>
-          <w:rFonts w:ascii="Malgun Gothic" w:hAnsi="Malgun Gothic"/>
-        </w:rPr>
-        <w:t>가 월요일 하루 각각 9,500명과 8,000명을 모으며 치열한 4위 쟁탈전을 펼쳤습니다. 비록 대규모 신작 공세에 상영 회차는 밀려났으나, 입소문에 기반한 N차 시청층이 든든한 등대 역할을 해주는 덕에 눈동자가 기어이 4위를 거머쥐며 152만 누적 기록의 롱런 흥행을 개척 중입니다.</w:t>
+        <w:t>는 평일 월요일에도 하루 10,217명의 탄탄한 티켓 관객을 모객하여 기어이 누적 1,441,433명을 달성했습니다. 스크린 597개 수준의 상영관 배정 속에서 좌석 점유율 9.8%를 방어하며 5위 토이 스토리 5(7,510명)를 꺾고 당당히 4위에 안착했습니다. 장르 매니아층의 꾸준한 입소문이 뒷받침하는 저력입니다.</w:t>
       </w:r>
     </w:p>
     <w:p>
@@ -4254,7 +4215,7 @@
           <w:b/>
           <w:sz w:val="22"/>
         </w:rPr>
-        <w:t>4) 중위권에서 고유 층을 다지는 David (데이비드)</w:t>
+        <w:t>4) 미니언즈 &amp; 몬스터즈의 평일 패밀리 마켓 선전</w:t>
       </w:r>
     </w:p>
     <w:p>
@@ -4265,20 +4226,20 @@
         <w:rPr>
           <w:rFonts w:ascii="Malgun Gothic" w:hAnsi="Malgun Gothic"/>
         </w:rPr>
-        <w:t xml:space="preserve">종교적 및 전통 사극 색채가 짙은 </w:t>
+        <w:t xml:space="preserve">방학 시즌 효과를 든든히 누리고 있는 </w:t>
       </w:r>
       <w:r>
         <w:rPr>
           <w:rFonts w:ascii="Malgun Gothic" w:hAnsi="Malgun Gothic"/>
           <w:b/>
         </w:rPr>
-        <w:t>David (데이비드)</w:t>
+        <w:t>미니언즈 &amp; 몬스터즈</w:t>
       </w:r>
       <w:r>
         <w:rPr>
           <w:rFonts w:ascii="Malgun Gothic" w:hAnsi="Malgun Gothic"/>
         </w:rPr>
-        <w:t>가 200개 스크린으로 일일 3,500명을 모아 누적 15만 명을 눈앞에 두며 6위 자리를 방어했습니다. 메이저 상위권 대작들의 대량 스크린 배정 경쟁 틈바구니 속에서도 고유 타겟 관객을 명확하게 모객하며 안정적인 생명력을 유지하는 중위권 마켓의 흥미로운 흐름을 대변하고 있습니다.</w:t>
+        <w:t>는 월요일 하루 16,807명을 더하며 누적 391,583명을 기록, 굳건히 2위 자리를 방어해 냈습니다. 평일 주중임에도 낮 시간대를 중심으로 어린이 관객들의 높은 예매율(10.90%)과 14.5%의 우수한 좌석 점유율 소모를 유지해 주며 여름 방학 흥행의 핵심 수혜자임을 공고히 했습니다.</w:t>
       </w:r>
     </w:p>
     <w:p>
